--- a/report/meclissimrapor.docx
+++ b/report/meclissimrapor.docx
@@ -208,104 +208,120 @@
           <w:sz w:val="24"/>
           <w:szCs w:val="24"/>
         </w:rPr>
-        <w:t>Gereçler</w:t>
-      </w:r>
+        <w:t xml:space="preserve">Gereçler: Python, </w:t>
+      </w:r>
+      <w:proofErr w:type="spellStart"/>
       <w:r>
         <w:rPr>
           <w:sz w:val="24"/>
           <w:szCs w:val="24"/>
         </w:rPr>
-        <w:t xml:space="preserve">: Python, </w:t>
-      </w:r>
-      <w:proofErr w:type="spellStart"/>
+        <w:t>Streamlit</w:t>
+      </w:r>
+      <w:proofErr w:type="spellEnd"/>
       <w:r>
         <w:rPr>
           <w:sz w:val="24"/>
           <w:szCs w:val="24"/>
         </w:rPr>
-        <w:t>Streamlit</w:t>
-      </w:r>
-      <w:proofErr w:type="spellEnd"/>
+        <w:t xml:space="preserve">, </w:t>
+      </w:r>
+      <w:proofErr w:type="spellStart"/>
       <w:r>
         <w:rPr>
           <w:sz w:val="24"/>
           <w:szCs w:val="24"/>
         </w:rPr>
-        <w:t xml:space="preserve">, </w:t>
-      </w:r>
-      <w:proofErr w:type="spellStart"/>
+        <w:t>scikit-fuzzy</w:t>
+      </w:r>
+      <w:proofErr w:type="spellEnd"/>
       <w:r>
         <w:rPr>
           <w:sz w:val="24"/>
           <w:szCs w:val="24"/>
         </w:rPr>
-        <w:t>scikit-fuzzy</w:t>
-      </w:r>
-      <w:proofErr w:type="spellEnd"/>
+        <w:t xml:space="preserve">, </w:t>
+      </w:r>
+      <w:proofErr w:type="spellStart"/>
       <w:r>
         <w:rPr>
           <w:sz w:val="24"/>
           <w:szCs w:val="24"/>
         </w:rPr>
-        <w:t xml:space="preserve">, </w:t>
-      </w:r>
-      <w:proofErr w:type="spellStart"/>
+        <w:t>SymPy</w:t>
+      </w:r>
+      <w:proofErr w:type="spellEnd"/>
       <w:r>
         <w:rPr>
           <w:sz w:val="24"/>
           <w:szCs w:val="24"/>
         </w:rPr>
-        <w:t>SymPy</w:t>
-      </w:r>
-      <w:proofErr w:type="spellEnd"/>
+        <w:t xml:space="preserve">, </w:t>
+      </w:r>
+      <w:proofErr w:type="spellStart"/>
       <w:r>
         <w:rPr>
           <w:sz w:val="24"/>
           <w:szCs w:val="24"/>
         </w:rPr>
-        <w:t xml:space="preserve">, </w:t>
-      </w:r>
-      <w:proofErr w:type="spellStart"/>
+        <w:t>Plotly</w:t>
+      </w:r>
+      <w:proofErr w:type="spellEnd"/>
       <w:r>
         <w:rPr>
           <w:sz w:val="24"/>
           <w:szCs w:val="24"/>
         </w:rPr>
-        <w:t>Plotly</w:t>
-      </w:r>
-      <w:proofErr w:type="spellEnd"/>
+        <w:t xml:space="preserve">, </w:t>
+      </w:r>
+      <w:proofErr w:type="spellStart"/>
       <w:r>
         <w:rPr>
           <w:sz w:val="24"/>
           <w:szCs w:val="24"/>
         </w:rPr>
-        <w:t xml:space="preserve">, </w:t>
-      </w:r>
-      <w:proofErr w:type="spellStart"/>
-      <w:r>
+        <w:t>Matplotlib</w:t>
+      </w:r>
+      <w:proofErr w:type="spellEnd"/>
+    </w:p>
+    <w:p>
+      <w:pPr>
+        <w:spacing w:after="1200"/>
+        <w:jc w:val="center"/>
         <w:rPr>
           <w:sz w:val="24"/>
           <w:szCs w:val="24"/>
         </w:rPr>
-        <w:t>Matplotlib</w:t>
-      </w:r>
-      <w:proofErr w:type="spellEnd"/>
-    </w:p>
-    <w:p>
-      <w:pPr>
-        <w:spacing w:after="1200"/>
-        <w:jc w:val="center"/>
+      </w:pPr>
+      <w:r>
         <w:rPr>
           <w:sz w:val="24"/>
           <w:szCs w:val="24"/>
         </w:rPr>
-      </w:pPr>
+        <w:t>MEHMET FERHAT ECER-20703029</w:t>
+      </w:r>
       <w:r>
         <w:rPr>
           <w:sz w:val="24"/>
           <w:szCs w:val="24"/>
         </w:rPr>
-        <w:t>MEHMET FERHAT ECER-20703029</w:t>
+        <w:br/>
+      </w:r>
+      <w:r>
+        <w:rPr>
+          <w:sz w:val="24"/>
+          <w:szCs w:val="24"/>
+        </w:rPr>
+        <w:br/>
+      </w:r>
+      <w:r>
+        <w:rPr>
+          <w:color w:val="4472C4" w:themeColor="accent1"/>
+          <w:sz w:val="24"/>
+          <w:szCs w:val="24"/>
+          <w:u w:val="single"/>
+        </w:rPr>
+        <w:t>https://github.com/ecermf/usacongresselectionssimulationv2</w:t>
       </w:r>
     </w:p>
     <w:p>
@@ -2416,12 +2432,6 @@
         <w:gridCol w:w="3000"/>
       </w:tblGrid>
       <w:tr>
-        <w:tblPrEx>
-          <w:tblCellMar>
-            <w:top w:w="0" w:type="dxa"/>
-            <w:bottom w:w="0" w:type="dxa"/>
-          </w:tblCellMar>
-        </w:tblPrEx>
         <w:trPr>
           <w:tblHeader/>
         </w:trPr>
@@ -2551,12 +2561,6 @@
         </w:tc>
       </w:tr>
       <w:tr>
-        <w:tblPrEx>
-          <w:tblCellMar>
-            <w:top w:w="0" w:type="dxa"/>
-            <w:bottom w:w="0" w:type="dxa"/>
-          </w:tblCellMar>
-        </w:tblPrEx>
         <w:tc>
           <w:tcPr>
             <w:tcW w:w="2400" w:type="dxa"/>
@@ -2726,12 +2730,6 @@
         </w:tc>
       </w:tr>
       <w:tr>
-        <w:tblPrEx>
-          <w:tblCellMar>
-            <w:top w:w="0" w:type="dxa"/>
-            <w:bottom w:w="0" w:type="dxa"/>
-          </w:tblCellMar>
-        </w:tblPrEx>
         <w:tc>
           <w:tcPr>
             <w:tcW w:w="2400" w:type="dxa"/>
@@ -2905,12 +2903,6 @@
         </w:tc>
       </w:tr>
       <w:tr>
-        <w:tblPrEx>
-          <w:tblCellMar>
-            <w:top w:w="0" w:type="dxa"/>
-            <w:bottom w:w="0" w:type="dxa"/>
-          </w:tblCellMar>
-        </w:tblPrEx>
         <w:tc>
           <w:tcPr>
             <w:tcW w:w="2400" w:type="dxa"/>
@@ -4283,12 +4275,6 @@
         <w:gridCol w:w="6360"/>
       </w:tblGrid>
       <w:tr>
-        <w:tblPrEx>
-          <w:tblCellMar>
-            <w:top w:w="0" w:type="dxa"/>
-            <w:bottom w:w="0" w:type="dxa"/>
-          </w:tblCellMar>
-        </w:tblPrEx>
         <w:trPr>
           <w:tblHeader/>
         </w:trPr>
@@ -4356,12 +4342,6 @@
         </w:tc>
       </w:tr>
       <w:tr>
-        <w:tblPrEx>
-          <w:tblCellMar>
-            <w:top w:w="0" w:type="dxa"/>
-            <w:bottom w:w="0" w:type="dxa"/>
-          </w:tblCellMar>
-        </w:tblPrEx>
         <w:tc>
           <w:tcPr>
             <w:tcW w:w="3000" w:type="dxa"/>
@@ -4420,12 +4400,6 @@
         </w:tc>
       </w:tr>
       <w:tr>
-        <w:tblPrEx>
-          <w:tblCellMar>
-            <w:top w:w="0" w:type="dxa"/>
-            <w:bottom w:w="0" w:type="dxa"/>
-          </w:tblCellMar>
-        </w:tblPrEx>
         <w:tc>
           <w:tcPr>
             <w:tcW w:w="3000" w:type="dxa"/>
@@ -4486,12 +4460,6 @@
         </w:tc>
       </w:tr>
       <w:tr>
-        <w:tblPrEx>
-          <w:tblCellMar>
-            <w:top w:w="0" w:type="dxa"/>
-            <w:bottom w:w="0" w:type="dxa"/>
-          </w:tblCellMar>
-        </w:tblPrEx>
         <w:tc>
           <w:tcPr>
             <w:tcW w:w="3000" w:type="dxa"/>
@@ -4653,12 +4621,6 @@
         <w:gridCol w:w="5160"/>
       </w:tblGrid>
       <w:tr>
-        <w:tblPrEx>
-          <w:tblCellMar>
-            <w:top w:w="0" w:type="dxa"/>
-            <w:bottom w:w="0" w:type="dxa"/>
-          </w:tblCellMar>
-        </w:tblPrEx>
         <w:trPr>
           <w:tblHeader/>
         </w:trPr>
@@ -4728,12 +4690,6 @@
         </w:tc>
       </w:tr>
       <w:tr>
-        <w:tblPrEx>
-          <w:tblCellMar>
-            <w:top w:w="0" w:type="dxa"/>
-            <w:bottom w:w="0" w:type="dxa"/>
-          </w:tblCellMar>
-        </w:tblPrEx>
         <w:tc>
           <w:tcPr>
             <w:tcW w:w="4200" w:type="dxa"/>
@@ -4856,12 +4812,6 @@
         </w:tc>
       </w:tr>
       <w:tr>
-        <w:tblPrEx>
-          <w:tblCellMar>
-            <w:top w:w="0" w:type="dxa"/>
-            <w:bottom w:w="0" w:type="dxa"/>
-          </w:tblCellMar>
-        </w:tblPrEx>
         <w:tc>
           <w:tcPr>
             <w:tcW w:w="4200" w:type="dxa"/>
@@ -4963,12 +4913,6 @@
         </w:tc>
       </w:tr>
       <w:tr>
-        <w:tblPrEx>
-          <w:tblCellMar>
-            <w:top w:w="0" w:type="dxa"/>
-            <w:bottom w:w="0" w:type="dxa"/>
-          </w:tblCellMar>
-        </w:tblPrEx>
         <w:tc>
           <w:tcPr>
             <w:tcW w:w="4200" w:type="dxa"/>
@@ -5075,12 +5019,6 @@
         </w:tc>
       </w:tr>
       <w:tr>
-        <w:tblPrEx>
-          <w:tblCellMar>
-            <w:top w:w="0" w:type="dxa"/>
-            <w:bottom w:w="0" w:type="dxa"/>
-          </w:tblCellMar>
-        </w:tblPrEx>
         <w:tc>
           <w:tcPr>
             <w:tcW w:w="4200" w:type="dxa"/>
@@ -5189,12 +5127,6 @@
         </w:tc>
       </w:tr>
       <w:tr>
-        <w:tblPrEx>
-          <w:tblCellMar>
-            <w:top w:w="0" w:type="dxa"/>
-            <w:bottom w:w="0" w:type="dxa"/>
-          </w:tblCellMar>
-        </w:tblPrEx>
         <w:tc>
           <w:tcPr>
             <w:tcW w:w="4200" w:type="dxa"/>
@@ -5317,12 +5249,6 @@
         </w:tc>
       </w:tr>
       <w:tr>
-        <w:tblPrEx>
-          <w:tblCellMar>
-            <w:top w:w="0" w:type="dxa"/>
-            <w:bottom w:w="0" w:type="dxa"/>
-          </w:tblCellMar>
-        </w:tblPrEx>
         <w:tc>
           <w:tcPr>
             <w:tcW w:w="4200" w:type="dxa"/>
@@ -5424,12 +5350,6 @@
         </w:tc>
       </w:tr>
       <w:tr>
-        <w:tblPrEx>
-          <w:tblCellMar>
-            <w:top w:w="0" w:type="dxa"/>
-            <w:bottom w:w="0" w:type="dxa"/>
-          </w:tblCellMar>
-        </w:tblPrEx>
         <w:tc>
           <w:tcPr>
             <w:tcW w:w="4200" w:type="dxa"/>
@@ -5529,12 +5449,6 @@
         </w:tc>
       </w:tr>
       <w:tr>
-        <w:tblPrEx>
-          <w:tblCellMar>
-            <w:top w:w="0" w:type="dxa"/>
-            <w:bottom w:w="0" w:type="dxa"/>
-          </w:tblCellMar>
-        </w:tblPrEx>
         <w:tc>
           <w:tcPr>
             <w:tcW w:w="4200" w:type="dxa"/>
@@ -5846,12 +5760,6 @@
         <w:gridCol w:w="3960"/>
       </w:tblGrid>
       <w:tr>
-        <w:tblPrEx>
-          <w:tblCellMar>
-            <w:top w:w="0" w:type="dxa"/>
-            <w:bottom w:w="0" w:type="dxa"/>
-          </w:tblCellMar>
-        </w:tblPrEx>
         <w:trPr>
           <w:tblHeader/>
         </w:trPr>
@@ -5919,12 +5827,6 @@
         </w:tc>
       </w:tr>
       <w:tr>
-        <w:tblPrEx>
-          <w:tblCellMar>
-            <w:top w:w="0" w:type="dxa"/>
-            <w:bottom w:w="0" w:type="dxa"/>
-          </w:tblCellMar>
-        </w:tblPrEx>
         <w:tc>
           <w:tcPr>
             <w:tcW w:w="5400" w:type="dxa"/>
@@ -6006,12 +5908,6 @@
         </w:tc>
       </w:tr>
       <w:tr>
-        <w:tblPrEx>
-          <w:tblCellMar>
-            <w:top w:w="0" w:type="dxa"/>
-            <w:bottom w:w="0" w:type="dxa"/>
-          </w:tblCellMar>
-        </w:tblPrEx>
         <w:tc>
           <w:tcPr>
             <w:tcW w:w="5400" w:type="dxa"/>
@@ -6086,12 +5982,6 @@
         </w:tc>
       </w:tr>
       <w:tr>
-        <w:tblPrEx>
-          <w:tblCellMar>
-            <w:top w:w="0" w:type="dxa"/>
-            <w:bottom w:w="0" w:type="dxa"/>
-          </w:tblCellMar>
-        </w:tblPrEx>
         <w:tc>
           <w:tcPr>
             <w:tcW w:w="5400" w:type="dxa"/>
@@ -6148,12 +6038,6 @@
         </w:tc>
       </w:tr>
       <w:tr>
-        <w:tblPrEx>
-          <w:tblCellMar>
-            <w:top w:w="0" w:type="dxa"/>
-            <w:bottom w:w="0" w:type="dxa"/>
-          </w:tblCellMar>
-        </w:tblPrEx>
         <w:tc>
           <w:tcPr>
             <w:tcW w:w="5400" w:type="dxa"/>
@@ -6212,12 +6096,6 @@
         </w:tc>
       </w:tr>
       <w:tr>
-        <w:tblPrEx>
-          <w:tblCellMar>
-            <w:top w:w="0" w:type="dxa"/>
-            <w:bottom w:w="0" w:type="dxa"/>
-          </w:tblCellMar>
-        </w:tblPrEx>
         <w:tc>
           <w:tcPr>
             <w:tcW w:w="5400" w:type="dxa"/>
@@ -7388,6 +7266,7 @@
   <w:style w:type="character" w:default="1" w:styleId="VarsaylanParagrafYazTipi">
     <w:name w:val="Default Paragraph Font"/>
     <w:uiPriority w:val="1"/>
+    <w:semiHidden/>
     <w:unhideWhenUsed/>
   </w:style>
   <w:style w:type="table" w:default="1" w:styleId="NormalTablo">
